--- a/reviews/Response_to_Reviewers_Frontiers.docx
+++ b/reviews/Response_to_Reviewers_Frontiers.docx
@@ -5458,7 +5458,7 @@
           <w:i w:val="0"/>
           <w:sz w:val="23"/>
         </w:rPr>
-        <w:t>On the F-statistic, the two quantities are different and the text now separates them. The unconditional F at instrument selection (mean 44.3, minimum 29.8 here) measures whether a variant predicts the exposure and is closely tied to the exposure GWAS P value, as the reviewer notes. The conditional F measures whether, within the multivariable model, the exposure retains genetic variation not already explained by the other exposures. It is undefined until that model exists, so it cannot be applied at G1 or G2; and because it falls as exposures become genetically correlated, its collapse indicates collinearity rather than weak instruments.</w:t>
+        <w:t>On the F-statistic, the two quantities are different and the text now separates them. The unconditional F at instrument selection (mean 44.3, minimum 29.8 here) measures whether a variant predicts the exposure and is closely tied to the exposure GWAS P value, as the reviewer notes. The conditional F measures whether, within the multivariable model, the exposure retains genetic variation not already explained by the other exposures. It is undefined until that model exists, so it cannot be applied at G1 or G2; and because it falls as exposures become genetically correlated, its collapse identifies conditional weak instruments whose origin is collinearity rather than a failure of unconditional instrument relevance.</w:t>
       </w:r>
     </w:p>
     <w:p>

--- a/reviews/Response_to_Reviewers_Frontiers.docx
+++ b/reviews/Response_to_Reviewers_Frontiers.docx
@@ -3621,7 +3621,7 @@
           <w:i w:val="0"/>
           <w:sz w:val="23"/>
         </w:rPr>
-        <w:t xml:space="preserve"> Sensitivity and both specificity columns in Table 2 now carry 95% Wilson score intervals computed on the pooled 4,800 replicates per row (for example, balanced specificity C/D = 0.882, 95% CI 0.873–0.891). P(Grade A) is reported as a point estimate and empirical FDR as the range across the 12 parameter cells, because neither is a frequency over the pooled set. Per-cell values remain in Supplementary Table S9.</w:t>
+        <w:t xml:space="preserve"> Sensitivity and both specificity columns in Table 2 carry 95% Wilson score intervals computed on the pooled 4,800 replicates per row, treating the twelve parameter cells as exchangeable within a row (for example, balanced specificity C/D = 0.882, 95% CI 0.873–0.891). Two quantities are deliberately not given intervals, for different reasons. P(Grade A) is a descriptive grade distribution rather than one of the operating characteristics the framework claims to control, so it is reported as a point estimate. Empirical FDR is an unweighted mean of per-cell ratios whose denominators differ across cells, so it does not pool into a single binomial proportion; we report its range across the 12 parameter cells instead. Per-cell values remain in Supplementary Table S9.</w:t>
       </w:r>
     </w:p>
     <w:p>

--- a/reviews/Response_to_Reviewers_Frontiers.docx
+++ b/reviews/Response_to_Reviewers_Frontiers.docx
@@ -100,7 +100,7 @@
           <w:i w:val="0"/>
           <w:sz w:val="23"/>
         </w:rPr>
-        <w:t>We thank both reviewers for detailed and technically substantive reports. The revision is not a rewriting exercise: four analyses were re-run or newly computed, one scoring rule was tightened in a way that changes a published grade, one previously awarded point was withdrawn, and two new supplementary tables were added. We state below, for each comment, whether we accepted it in full, accepted it in part, or declined it with reasons.</w:t>
+        <w:t>We thank both reviewers for detailed and technically substantive reports. The revision is not a rewriting exercise: four analyses were re-run or newly computed, one scoring rule was tightened in a way that changes a published grade, the external-validation points that had been awarded without supporting evidence were withdrawn, and three new supplementary tables were added (S10–S12). We state below, for each comment, whether we accepted it in full, accepted it in part, or declined it with reasons.</w:t>
       </w:r>
     </w:p>
     <w:p>
@@ -337,7 +337,7 @@
           <w:i w:val="0"/>
           <w:sz w:val="23"/>
         </w:rPr>
-        <w:t xml:space="preserve"> The cap in point 2 changes no grade in this cohort; the G6 withdrawal does. Four cases had been awarded G6 points on evidence that does not support them, and all four lose 2 points. Education→AD rested on a replication that was null (P = 0.85) at achieved power ≥ 84%; direction concordance without replication is not validation. LDL→CAD and BMI→T2D rested on no cross-ancestry or independent-cohort record at all — the archive holds none — which is the same failure in its barest form. All three keep 12 → 10 and remain Grade A. Height→CAD falls from Grade A (10 points) to Grade B (8) on the same ground and is the only grade crossing in the cohort; it had been accepted in the submitted version as a genuine protective effect. HDL→CAD loses the single G6 point it held (6 → 5) but stays in Grade C. Three further cases scored 1 at G1 under the old rule and now score 0, because G1 is binary; none of them changes grade. Every one of these revisions is itemised in Table S8, which reports the submitted score (</w:t>
+        <w:t xml:space="preserve"> The cap in point 2 changes no grade in this cohort; the G6 withdrawal does. Four cases had been awarded the full 2 G6 points on evidence that does not support them, and all four lose both points; a fifth, HDL→CAD, loses the single point it held. Education→AD rested on a replication that was null (P = 0.85) at achieved power ≥ 84%; direction concordance without replication is not validation. LDL→CAD and BMI→T2D rested on no cross-ancestry or independent-cohort record at all — the archive holds none — which is the same failure in its barest form. All three keep 12 → 10 and remain Grade A. Height→CAD falls from Grade A (10 points) to Grade B (8) on the same ground and is the only grade crossing in the cohort; it had been accepted in the submitted version as a genuine protective effect. HDL→CAD loses the single G6 point it held (6 → 5) but stays in Grade C. Three further cases scored 1 at G1 under the old rule and now score 0, because G1 is binary; none of them changes grade. Every one of these revisions is itemised in Table S8, which reports the submitted score (</w:t>
       </w:r>
       <w:r>
         <w:rPr>
@@ -4017,7 +4017,7 @@
           <w:i w:val="0"/>
           <w:sz w:val="23"/>
         </w:rPr>
-        <w:t xml:space="preserve"> We now define the APOE region explicitly as GRCh37 chr19:45.06–45.82 Mb. Within it, 16 of the 18 reverse-direction colocalization signals fall, at PP.H4 &gt; 0.98; the remaining two lie at chr11p11.2. We have not performed the matched LD-handling comparison the reviewer suggests (same clumping settings with and without the region), because the clumped instrument set contains only 54 variants and removing the APOE-region variants from it leaves too few for a stable estimate. We say so rather than presenting an underpowered comparison as if it were informative.</w:t>
+        <w:t xml:space="preserve"> We now define the APOE region explicitly as GRCh37 chr19:45.06–45.82 Mb. Within it, 16 of the 18 reverse-direction colocalization signals fall, at PP.H4 &gt; 0.98; the remaining two lie at chr11p11.2. The matched comparison the reviewer asks for — same LD handling, with and without the region — turns out to be degenerate rather than difficult, and we should report that instead of the technical excuse an earlier draft of this reply offered. Clumping removes the region entirely: in the annotated clumped instrument set (Supplementary Table S7), exactly one variant lies on chromosome 19, rs56330606 at chr19:37.18 Mb, 7.9 Mb telomeric to the region, and no variant falls inside chr19:45.06–45.82 Mb. Excluding the region from that set therefore removes nothing and returns the same estimate. (The annotation covers the 44-variant 1-Mb-clustered set rather than the 54-variant 10-Mb set used for the headline estimate; we have not separately enumerated the ten variants the wider clustering adds.) The asymmetry between our two exclusions is the substantive point: excluding chromosome 19 removes 118 unclumped instruments, whereas excluding the APOE region removes none of the clumped ones, so neither operation can isolate the region's contribution. That is why we withdraw the APOE-specific claim rather than defend it from either analysis, and why the locus-level evidence in this paper is the colocalization — 16 of 18 reverse-direction signals inside the region at PP.H4 &gt; 0.98 — not an MR exclusion.</w:t>
       </w:r>
     </w:p>
     <w:p>
@@ -4090,7 +4090,7 @@
           <w:color w:val="444444"/>
           <w:sz w:val="19"/>
         </w:rPr>
-        <w:t xml:space="preserve"> Results G3 paragraph (rewritten); Discussion; no new analysis claimed.</w:t>
+        <w:t xml:space="preserve"> Results G3 paragraph (rewritten, including the region-occupancy check against Supplementary Table S7); Discussion; no new analysis claimed.</w:t>
       </w:r>
     </w:p>
     <w:p>
@@ -4530,7 +4530,7 @@
           <w:i w:val="0"/>
           <w:sz w:val="23"/>
         </w:rPr>
-        <w:t xml:space="preserve"> nominally significant at power ≥ 80%), and the East Asian education→AD result is now reported in the Results so that the reader can see the evidence that produced the score. Applying the same criterion to the rest of the cohort withdraws three further point-bearing scores. LDL→CAD and BMI→T2D each held 2 points at G6 on no cross-ancestry or independent-cohort record that the archive can produce; both lose the two points and go from 12 to 10 without leaving Grade A. Height→CAD held 2 points on the same absent basis, loses both, and falls from Grade A (10) to Grade B (8) — the only grade crossing produced by the revision. We state all three here because the reviewer's question about the evidence behind the G6 scores applies to them as much as to education→AD.</w:t>
+        <w:t xml:space="preserve"> nominally significant at power ≥ 80%), and the East Asian education→AD result is now reported in the Results so that the reader can see the evidence that produced the score. Applying the same criterion to the rest of the cohort withdraws three further two-point scores and one single-point score. LDL→CAD and BMI→T2D each held 2 points at G6 on no cross-ancestry or independent-cohort record that the archive can produce; both lose the two points and go from 12 to 10 without leaving Grade A. Height→CAD held 2 points on the same absent basis, loses both, and falls from Grade A (10) to Grade B (8) — the only grade crossing produced by the revision. HDL→CAD held 1 point of partial credit and loses it, going from 6 to 5 within Grade C. We state all four here because the reviewer's question about the evidence behind the G6 scores applies to them as much as to education→AD.</w:t>
       </w:r>
     </w:p>
     <w:p>
@@ -5010,7 +5010,7 @@
           <w:i w:val="0"/>
           <w:sz w:val="23"/>
         </w:rPr>
-        <w:t xml:space="preserve"> "Precise" was doing double duty: it described a small standard error and implied accuracy, which are opposites in this context. The sentence now reads that standard pipelines "often return statistically significant estimates whose apparent precision reflects correlated instruments rather than information, and which do not reflect a directed causal effect." The quantity is defined in the Results: unclumped estimation returns SE = 0.031 from 2,462 correlated variants, and clumping widens the same estimate's SE to 0.203–0.236 — a 6.5- to 7.5-fold increase in the reported standard error, corresponding to a 42- to 56-fold difference in variance. Precision in this paper therefore means nominal precision, the standard error the estimator reports, not the information the data contain.</w:t>
+        <w:t xml:space="preserve"> "Precise" was doing double duty: it described a small standard error and implied accuracy, which are opposites in this context. The sentence now reads that standard pipelines "often return statistically significant estimates whose apparent precision reflects correlated instruments rather than information, and which do not reflect a directed causal effect." The quantity is defined in the Results: unclumped estimation returns SE = 0.031 from 2,462 correlated variants, and clumping widens the same estimate's SE to 0.203–0.236 — a 6.5- to 7.5-fold increase in the reported standard error, corresponding to a 42- to 56-fold difference in variance. Both figures are on the fixed-effect convention used for the unclumped reference; the same comparison against its multiplicative random-effects standard error (0.038) gives 5.3- to 6.2-fold, and Supplementary Table S11, note 4 reports both with the reason the conventions differ. Precision in this paper therefore means nominal precision, the standard error the estimator reports, not the information the data contain.</w:t>
       </w:r>
     </w:p>
     <w:p>
@@ -5974,7 +5974,7 @@
           <w:i w:val="0"/>
           <w:sz w:val="23"/>
         </w:rPr>
-        <w:t>, twelve sheets) generated from those CSVs by script; neither carries vertical rules, and the CSVs remain the source of truth so that the layout cannot drift from the data. If the journal would rather have the supplementary tables rendered with three-line rules as well, one flag on the build script produces that version, and we will supply it on request.</w:t>
+        <w:t>, twelve sheets covering S1–S11, with S9 occupying two); Supplementary Table S12 has five embedded panels of prose and tabulation and is supplied as its own file rather than as a workbook sheet. Neither the CSVs nor the workbook carry vertical rules, and the CSVs remain the source of truth so that the layout cannot drift from the data. If the journal would rather have the supplementary tables rendered with three-line rules as well, one flag on the build script produces that version, and we will supply it on request.</w:t>
       </w:r>
     </w:p>
     <w:p>
@@ -5999,7 +5999,7 @@
           <w:color w:val="444444"/>
           <w:sz w:val="19"/>
         </w:rPr>
-        <w:t xml:space="preserve"> all manuscript tables; Supplementary Tables S1–S11.</w:t>
+        <w:t xml:space="preserve"> all manuscript tables; Supplementary Tables S1–S12.</w:t>
       </w:r>
     </w:p>
     <w:p>
